--- a/courts/third-circuit/pennsylvania/state/commonwealth-court/petition-for-review/usage/OUTPUT-petition-for-review.docx
+++ b/courts/third-circuit/pennsylvania/state/commonwealth-court/petition-for-review/usage/OUTPUT-petition-for-review.docx
@@ -3292,7 +3292,7 @@
         <w:tab/>
       </w:r>
       <w:r>
-        <w:t xml:space="preserve">Article 1, Section 2 of the U.S. Constitution provides that members of the U.S. House of Representatives “shall be apportioned among the several States . . . according to their respective Numbers.” This provision “intends that when qualified voters elect members of Congress each vote be given as much weight as any other vote,”</w:t>
+        <w:t xml:space="preserve">Article 1, Section 2 of the U.S. Constitution provides that members of the U.S. House of Representatives “shall be apportioned among the several States ⁠. ⁠. ⁠. according to their respective Numbers.” This provision “intends that when qualified voters elect members of Congress each vote be given as much weight as any other vote,”</w:t>
       </w:r>
       <w:r>
         <w:t xml:space="preserve"> </w:t>
@@ -6721,7 +6721,7 @@
         <w:t xml:space="preserve"> </w:t>
       </w:r>
       <w:r>
-        <w:t xml:space="preserve">See U.S. Census Bureau Statement on Release of Legacy Format Summary Redistricting Data File, U.S. Census Bureau (Mar. 15, 2021), https://www.census.gov/​newsroom/​press-releases/2021/​statement-legacy-format-redistricting.html.</w:t>
+        <w:t xml:space="preserve">See U.S. Census Bureau Statement on Release of Legacy Format Summary Redistricting Data File, U.S. Census Bureau (Mar. 15, 2021), https://​www.​census.​gov/​newsroom/​press-​releases/​2021/​statement-​legacy-​format-​redistricting.​html.</w:t>
       </w:r>
     </w:p>
   </w:footnote>
@@ -6740,7 +6740,7 @@
         <w:t xml:space="preserve"> </w:t>
       </w:r>
       <w:r>
-        <w:t xml:space="preserve">See Census Bureau Statement on Redistricting Data Timeline, U.S. Census Bureau (Feb. 12, 2021), https://www.census.gov/​newsroom/​press-releases/2021/​statement-redistricting-data-timeline.html.</w:t>
+        <w:t xml:space="preserve">See Census Bureau Statement on Redistricting Data Timeline, U.S. Census Bureau (Feb. 12, 2021), https://​www.​census.​gov/​newsroom/​press-​releases/​2021/​statement-​redistricting-​data-​timeline.​html.</w:t>
       </w:r>
     </w:p>
   </w:footnote>
@@ -7379,6 +7379,7 @@
     <w:unhideWhenUsed/>
     <w:qFormat/>
     <w:pPr>
+      <w:keepLines/>
       <w:spacing w:before="0" w:after="140" w:line="276" w:lineRule="exact"/>
     </w:pPr>
     <w:rPr>
@@ -7629,6 +7630,33 @@
     <w:pPr>
       <w:spacing w:before="0" w:after="0" w:line="322" w:lineRule="exact"/>
       <w:ind w:left="2160" w:hanging="720"/>
+    </w:pPr>
+  </w:style>
+  <w:style w:type="paragraph" w:customStyle="1" w:styleId="XdQuoteList1">
+    <w:name w:val="Xd Quote List 1"/>
+    <w:basedOn w:val="Normal"/>
+    <w:qFormat/>
+    <w:pPr>
+      <w:spacing w:before="0" w:after="0" w:line="322" w:lineRule="exact"/>
+      <w:ind w:left="1440" w:right="720" w:hanging="720"/>
+    </w:pPr>
+  </w:style>
+  <w:style w:type="paragraph" w:customStyle="1" w:styleId="XdQuoteList2">
+    <w:name w:val="Xd Quote List 2"/>
+    <w:basedOn w:val="Normal"/>
+    <w:qFormat/>
+    <w:pPr>
+      <w:spacing w:before="0" w:after="0" w:line="322" w:lineRule="exact"/>
+      <w:ind w:left="2160" w:right="720" w:hanging="720"/>
+    </w:pPr>
+  </w:style>
+  <w:style w:type="paragraph" w:customStyle="1" w:styleId="XdQuoteList3">
+    <w:name w:val="Xd Quote List 3"/>
+    <w:basedOn w:val="Normal"/>
+    <w:qFormat/>
+    <w:pPr>
+      <w:spacing w:before="0" w:after="0" w:line="322" w:lineRule="exact"/>
+      <w:ind w:left="2880" w:right="720" w:hanging="720"/>
     </w:pPr>
   </w:style>
   <w:style w:type="paragraph" w:customStyle="1" w:styleId="XdList1">
